--- a/backend/template_contract.docx
+++ b/backend/template_contract.docx
@@ -532,7 +532,13 @@
       </w:r>
       <w:proofErr w:type="spellEnd"/>
       <w:r>
-        <w:t xml:space="preserve"> pentru o durata de 7 ani, </w:t>
+        <w:t xml:space="preserve"> pentru o durata de </w:t>
+      </w:r>
+      <w:r>
+        <w:t>.......</w:t>
+      </w:r>
+      <w:r>
+        <w:t xml:space="preserve"> ani, </w:t>
       </w:r>
       <w:proofErr w:type="spellStart"/>
       <w:r>
@@ -1938,15 +1944,7 @@
       </w:r>
       <w:proofErr w:type="spellEnd"/>
       <w:r>
-        <w:t xml:space="preserve"> </w:t>
-      </w:r>
-      <w:proofErr w:type="spellStart"/>
-      <w:r>
-        <w:t>astazi</w:t>
-      </w:r>
-      <w:proofErr w:type="spellEnd"/>
-      <w:r>
-        <w:t xml:space="preserve">, .............................., in 3 (trei) exemplare, dintre care unul la arendator, unul la </w:t>
+        <w:t xml:space="preserve"> astazi, .............................., in 3 (trei) exemplare, dintre care unul la arendator, unul la </w:t>
       </w:r>
       <w:proofErr w:type="spellStart"/>
       <w:r>
